--- a/templates/VIVAN/MALAYSIA/afi_noc.docx
+++ b/templates/VIVAN/MALAYSIA/afi_noc.docx
@@ -5379,6 +5379,50 @@
           <w:lang w:bidi="hi-IN"/>
         </w:rPr>
       </w:pPr>
+      <w:r>
+        <w:rPr>
+          <w:rFonts w:ascii="Nirmala UI" w:hAnsi="Nirmala UI" w:cs="Nirmala UI"/>
+          <w:bCs/>
+          <w:noProof/>
+          <w:lang w:val="en-US"/>
+        </w:rPr>
+        <w:pict w14:anchorId="174E44D0">
+          <v:rect id="_x0000_s2051" style="position:absolute;left:0;text-align:left;margin-left:23.05pt;margin-top:-9.15pt;width:75.85pt;height:34.45pt;rotation:-151567fd;z-index:251681792;mso-position-horizontal-relative:text;mso-position-vertical-relative:text" fillcolor="#4f81bd [3204]" stroked="f">
+            <v:textbox style="mso-next-textbox:#_x0000_s2051">
+              <w:txbxContent>
+                <w:p>
+                  <w:r>
+                    <w:t>{{EMPLOYEE_SIGNATURE}}</w:t>
+                  </w:r>
+                </w:p>
+              </w:txbxContent>
+            </v:textbox>
+          </v:rect>
+        </w:pict>
+      </w:r>
+      <w:r>
+        <w:rPr>
+          <w:rFonts w:ascii="Nirmala UI" w:hAnsi="Nirmala UI" w:cs="Nirmala UI"/>
+          <w:bCs/>
+          <w:noProof/>
+          <w:lang w:val="en-US"/>
+        </w:rPr>
+        <w:pict w14:anchorId="66949239">
+          <v:rect id="_x0000_s2050" style="position:absolute;left:0;text-align:left;margin-left:11.7pt;margin-top:-18.05pt;width:100pt;height:47.75pt;z-index:251680768">
+            <v:textbox>
+              <w:txbxContent>
+                <w:p>
+                  <w:proofErr w:type="spellStart"/>
+                  <w:r>
+                    <w:t>BoarderBoX</w:t>
+                  </w:r>
+                  <w:proofErr w:type="spellEnd"/>
+                </w:p>
+              </w:txbxContent>
+            </v:textbox>
+          </v:rect>
+        </w:pict>
+      </w:r>
       <w:r>
         <w:rPr>
           <w:rFonts w:ascii="Nirmala UI" w:hAnsi="Nirmala UI" w:cs="Nirmala UI"/>
